--- a/Labs/EG 05-Mock Java.docx
+++ b/Labs/EG 05-Mock Java.docx
@@ -30,7 +30,7 @@
     </w:p>
     <w:p>
       <w:r>
-        <w:t xml:space="preserve">In this lab, you will implement and test a Library Management System using </w:t>
+        <w:t xml:space="preserve">In this lab, you will implement and test System using </w:t>
       </w:r>
       <w:r>
         <w:t xml:space="preserve">the Mockito library </w:t>
@@ -102,15 +102,20 @@
       <w:r>
         <w:t xml:space="preserve"> </w:t>
       </w:r>
-      <w:proofErr w:type="spellStart"/>
-      <w:r>
-        <w:rPr>
-          <w:b/>
-          <w:bCs/>
-        </w:rPr>
-        <w:t>LibraryService</w:t>
-      </w:r>
-      <w:proofErr w:type="spellEnd"/>
+      <w:r>
+        <w:rPr>
+          <w:b/>
+          <w:bCs/>
+        </w:rPr>
+        <w:t>User</w:t>
+      </w:r>
+      <w:r>
+        <w:rPr>
+          <w:b/>
+          <w:bCs/>
+        </w:rPr>
+        <w:t>Service</w:t>
+      </w:r>
       <w:r>
         <w:t xml:space="preserve"> class that </w:t>
       </w:r>
@@ -255,7 +260,6 @@
         <w:tab/>
         <w:t>&lt;</w:t>
       </w:r>
-      <w:proofErr w:type="spellStart"/>
       <w:r>
         <w:rPr>
           <w:rFonts w:ascii="Consolas" w:hAnsi="Consolas"/>
@@ -267,7 +271,6 @@
         </w:rPr>
         <w:t>groupId</w:t>
       </w:r>
-      <w:proofErr w:type="spellEnd"/>
       <w:r>
         <w:rPr>
           <w:rFonts w:ascii="Consolas" w:hAnsi="Consolas"/>
@@ -277,33 +280,8 @@
           <w:sz w:val="22"/>
           <w:szCs w:val="22"/>
         </w:rPr>
-        <w:t>&gt;</w:t>
-      </w:r>
-      <w:proofErr w:type="spellStart"/>
-      <w:r>
-        <w:rPr>
-          <w:rFonts w:ascii="Consolas" w:hAnsi="Consolas"/>
-          <w:b/>
-          <w:bCs/>
-          <w:color w:val="000000"/>
-          <w:sz w:val="22"/>
-          <w:szCs w:val="22"/>
-        </w:rPr>
-        <w:t>org.mockito</w:t>
-      </w:r>
-      <w:proofErr w:type="spellEnd"/>
-      <w:r>
-        <w:rPr>
-          <w:rFonts w:ascii="Consolas" w:hAnsi="Consolas"/>
-          <w:b/>
-          <w:bCs/>
-          <w:color w:val="000000"/>
-          <w:sz w:val="22"/>
-          <w:szCs w:val="22"/>
-        </w:rPr>
-        <w:t>&lt;/</w:t>
-      </w:r>
-      <w:proofErr w:type="spellStart"/>
+        <w:t>&gt;org.mockito&lt;/</w:t>
+      </w:r>
       <w:r>
         <w:rPr>
           <w:rFonts w:ascii="Consolas" w:hAnsi="Consolas"/>
@@ -315,7 +293,6 @@
         </w:rPr>
         <w:t>groupId</w:t>
       </w:r>
-      <w:proofErr w:type="spellEnd"/>
       <w:r>
         <w:rPr>
           <w:rFonts w:ascii="Consolas" w:hAnsi="Consolas"/>
@@ -366,7 +343,6 @@
         <w:tab/>
         <w:t>&lt;</w:t>
       </w:r>
-      <w:proofErr w:type="spellStart"/>
       <w:r>
         <w:rPr>
           <w:rFonts w:ascii="Consolas" w:hAnsi="Consolas"/>
@@ -378,7 +354,6 @@
         </w:rPr>
         <w:t>artifactId</w:t>
       </w:r>
-      <w:proofErr w:type="spellEnd"/>
       <w:r>
         <w:rPr>
           <w:rFonts w:ascii="Consolas" w:hAnsi="Consolas"/>
@@ -388,33 +363,8 @@
           <w:sz w:val="22"/>
           <w:szCs w:val="22"/>
         </w:rPr>
-        <w:t>&gt;</w:t>
-      </w:r>
-      <w:proofErr w:type="spellStart"/>
-      <w:r>
-        <w:rPr>
-          <w:rFonts w:ascii="Consolas" w:hAnsi="Consolas"/>
-          <w:b/>
-          <w:bCs/>
-          <w:color w:val="000000"/>
-          <w:sz w:val="22"/>
-          <w:szCs w:val="22"/>
-        </w:rPr>
-        <w:t>mockito</w:t>
-      </w:r>
-      <w:proofErr w:type="spellEnd"/>
-      <w:r>
-        <w:rPr>
-          <w:rFonts w:ascii="Consolas" w:hAnsi="Consolas"/>
-          <w:b/>
-          <w:bCs/>
-          <w:color w:val="000000"/>
-          <w:sz w:val="22"/>
-          <w:szCs w:val="22"/>
-        </w:rPr>
-        <w:t>-core&lt;/</w:t>
-      </w:r>
-      <w:proofErr w:type="spellStart"/>
+        <w:t>&gt;mockito-core&lt;/</w:t>
+      </w:r>
       <w:r>
         <w:rPr>
           <w:rFonts w:ascii="Consolas" w:hAnsi="Consolas"/>
@@ -426,7 +376,6 @@
         </w:rPr>
         <w:t>artifactId</w:t>
       </w:r>
-      <w:proofErr w:type="spellEnd"/>
       <w:r>
         <w:rPr>
           <w:rFonts w:ascii="Consolas" w:hAnsi="Consolas"/>
@@ -683,17 +632,25 @@
       <w:r>
         <w:t xml:space="preserve">Write a test class to test the </w:t>
       </w:r>
-      <w:proofErr w:type="spellStart"/>
-      <w:r>
-        <w:rPr>
-          <w:b/>
-          <w:bCs/>
-        </w:rPr>
-        <w:t>LibraryService</w:t>
-      </w:r>
-      <w:proofErr w:type="spellEnd"/>
-      <w:r>
-        <w:t xml:space="preserve"> class using Mockito</w:t>
+      <w:r>
+        <w:rPr>
+          <w:b/>
+          <w:bCs/>
+        </w:rPr>
+        <w:t>User</w:t>
+      </w:r>
+      <w:r>
+        <w:rPr>
+          <w:b/>
+          <w:bCs/>
+        </w:rPr>
+        <w:t>Service</w:t>
+      </w:r>
+      <w:r>
+        <w:t xml:space="preserve"> </w:t>
+      </w:r>
+      <w:r>
+        <w:t>class using Mockito</w:t>
       </w:r>
       <w:r>
         <w:t xml:space="preserve"> instead of a stub.</w:t>
